--- a/Docs/documentacion final/Manuales de usuario/Manual_Usuario_YESA_Usuario_Sin_Registrar.docx
+++ b/Docs/documentacion final/Manuales de usuario/Manual_Usuario_YESA_Usuario_Sin_Registrar.docx
@@ -364,7 +364,7 @@
         <w:pStyle w:val="ListBullet"/>
       </w:pPr>
       <w:r>
-        <w:t>Módulo administrativo: menú de administración con accesos a Dashboard, Categorías, Subcategorías, Productos, Pedidos, Usuarios y Cotizaciones según el rol.</w:t>
+        <w:t>Módulo administrativo: menú de administración con accesos a Dashboard, Categorías, Subcategorías, Productos, Pedidos y Soporte para auxiliares, y además Usuarios y Cotizaciones para administradores.</w:t>
       </w:r>
     </w:p>
     <w:p>
@@ -548,7 +548,7 @@
         <w:pStyle w:val="ListBullet"/>
       </w:pPr>
       <w:r>
-        <w:t>Los auxiliares y administradores ven el menú 'Administración' con accesos a Dashboard, Categorías, Subcategorías, Productos y Pedidos.</w:t>
+        <w:t>Los auxiliares ven el menú 'Administración' con accesos a Dashboard, Pedidos, Categorías, Subcategorías, Productos y Soporte, con permisos limitados.</w:t>
       </w:r>
     </w:p>
     <w:p>
@@ -920,7 +920,7 @@
         <w:pStyle w:val="ListBullet"/>
       </w:pPr>
       <w:r>
-        <w:t>Los auxiliares y administradores ven el menú 'Administración' con accesos rápidos a Dashboard, Categorías, Subcategorías, Productos y Pedidos.</w:t>
+        <w:t>Los auxiliares ven el menú 'Administración' con accesos a Dashboard, Pedidos, Categorías, Subcategorías, Productos y Soporte, pero con alcance limitado.</w:t>
       </w:r>
     </w:p>
     <w:p>
@@ -928,7 +928,7 @@
         <w:pStyle w:val="ListBullet"/>
       </w:pPr>
       <w:r>
-        <w:t>Los administradores ven en el menú de administración accesos adicionales a Usuarios y Cotizaciones.</w:t>
+        <w:t>Los administradores ven además accesos a Usuarios y Cotizaciones para cubrir funciones de gestión completa.</w:t>
       </w:r>
     </w:p>
     <w:p>
@@ -1884,7 +1884,7 @@
           </w:tcPr>
           <w:p>
             <w:r>
-              <w:t>Apoyar tareas administrativas básicas y revisar operaciones</w:t>
+              <w:t>Revisar pedidos, mantener catálogo básico y atender soporte con permisos limitados</w:t>
             </w:r>
           </w:p>
         </w:tc>
@@ -1894,7 +1894,7 @@
           </w:tcPr>
           <w:p>
             <w:r>
-              <w:t>Tiene acceso de apoyo, pero no debe realizar cambios críticos</w:t>
+              <w:t>Tiene acceso de apoyo, pero no gestiona usuarios ni elimina registros</w:t>
             </w:r>
           </w:p>
         </w:tc>
@@ -1916,7 +1916,7 @@
           </w:tcPr>
           <w:p>
             <w:r>
-              <w:t>Gestionar productos, categorías, usuarios, pedidos y soporte</w:t>
+              <w:t>Gestionar productos, categorías, usuarios, pedidos, cotizaciones y soporte</w:t>
             </w:r>
           </w:p>
         </w:tc>

--- a/Docs/documentacion final/Manuales de usuario/Manual_Usuario_YESA_Usuario_Sin_Registrar.docx
+++ b/Docs/documentacion final/Manuales de usuario/Manual_Usuario_YESA_Usuario_Sin_Registrar.docx
@@ -597,6 +597,11 @@
       </w:r>
     </w:p>
     <w:p>
+      <w:r>
+        <w:t>URL de la pantalla: /login</w:t>
+      </w:r>
+    </w:p>
+    <w:p>
       <w:pPr>
         <w:pStyle w:val="ListBullet"/>
       </w:pPr>
@@ -666,6 +671,11 @@
       </w:r>
     </w:p>
     <w:p>
+      <w:r>
+        <w:t>URL de la pantalla: /login</w:t>
+      </w:r>
+    </w:p>
+    <w:p>
       <w:pPr>
         <w:pStyle w:val="ListBullet"/>
       </w:pPr>
@@ -743,6 +753,11 @@
       </w:r>
     </w:p>
     <w:p>
+      <w:r>
+        <w:t>URL de la pantalla: /register</w:t>
+      </w:r>
+    </w:p>
+    <w:p>
       <w:pPr>
         <w:pStyle w:val="ListBullet"/>
       </w:pPr>
@@ -852,6 +867,11 @@
       </w:r>
     </w:p>
     <w:p>
+      <w:r>
+        <w:t>URL de la pantalla: /</w:t>
+      </w:r>
+    </w:p>
+    <w:p>
       <w:pPr>
         <w:pStyle w:val="ListBullet"/>
       </w:pPr>
@@ -920,7 +940,7 @@
         <w:pStyle w:val="ListBullet"/>
       </w:pPr>
       <w:r>
-        <w:t>Los auxiliares ven el menú 'Administración' con accesos a Dashboard, Pedidos, Categorías, Subcategorías, Productos y Soporte, pero con alcance limitado.</w:t>
+        <w:t>Los auxiliares ven el menú 'Administración' con accesos a Dashboard, Pedidos, Categorías, Subcategorías, Productos y Soporte, pero con permisos limitados.</w:t>
       </w:r>
     </w:p>
     <w:p>
@@ -961,6 +981,11 @@
       </w:r>
     </w:p>
     <w:p>
+      <w:r>
+        <w:t>URL de la pantalla: /</w:t>
+      </w:r>
+    </w:p>
+    <w:p>
       <w:pPr>
         <w:pStyle w:val="ListBullet"/>
       </w:pPr>
@@ -1038,6 +1063,11 @@
       </w:r>
     </w:p>
     <w:p>
+      <w:r>
+        <w:t>URL de la pantalla: /producto/:id</w:t>
+      </w:r>
+    </w:p>
+    <w:p>
       <w:pPr>
         <w:pStyle w:val="ListBullet"/>
       </w:pPr>
@@ -1107,6 +1137,11 @@
       </w:r>
     </w:p>
     <w:p>
+      <w:r>
+        <w:t>URL de la pantalla: /carrito</w:t>
+      </w:r>
+    </w:p>
+    <w:p>
       <w:pPr>
         <w:pStyle w:val="ListBullet"/>
       </w:pPr>
@@ -1192,6 +1227,11 @@
       </w:r>
     </w:p>
     <w:p>
+      <w:r>
+        <w:t>URL de la pantalla: /checkout</w:t>
+      </w:r>
+    </w:p>
+    <w:p>
       <w:pPr>
         <w:pStyle w:val="ListBullet"/>
       </w:pPr>
@@ -1266,6 +1306,11 @@
     <w:p>
       <w:r>
         <w:t>El módulo de personalización ofrece herramientas visuales para diseñar un producto en modo 3D, incluyendo colores, texturas, texto y controles de vista. Permite guardar diseños, cotizarlos y compartirlos con el equipo.</w:t>
+      </w:r>
+    </w:p>
+    <w:p>
+      <w:r>
+        <w:t>URL de la pantalla: /personalizar</w:t>
       </w:r>
     </w:p>
     <w:p>
